--- a/backend/secure-files/portfolios-docx/NMX-36.docx
+++ b/backend/secure-files/portfolios-docx/NMX-36.docx
@@ -1048,6 +1048,62 @@
         <w:t>NMX-36 es la calculadora de plicometría de la suite. A partir de los pliegues cutáneos registrados estima la densidad corporal y el porcentaje de grasa mediante ecuaciones publicadas (p. ej. Jackson–Pollock), advirtiendo explícitamente que las ecuaciones de pliegues NO son intercambiables y que cada una tiene su población de derivación. La hoja FUENTES documenta autor, año y nivel de verificación. Motor de la Fase 1.</w:t>
       </w:r>
     </w:p>
+    <w:p>
+      <w:pPr>
+        <w:keepNext/>
+        <w:spacing w:before="120" w:after="20"/>
+        <w:jc w:val="center"/>
+      </w:pPr>
+      <w:r>
+        <w:drawing>
+          <wp:inline xmlns:a="http://schemas.openxmlformats.org/drawingml/2006/main" xmlns:pic="http://schemas.openxmlformats.org/drawingml/2006/picture">
+            <wp:extent cx="5580000" cy="4311818"/>
+            <wp:docPr id="1" name="Picture 1"/>
+            <wp:cNvGraphicFramePr>
+              <a:graphicFrameLocks noChangeAspect="1"/>
+            </wp:cNvGraphicFramePr>
+            <a:graphic>
+              <a:graphicData uri="http://schemas.openxmlformats.org/drawingml/2006/picture">
+                <pic:pic>
+                  <pic:nvPicPr>
+                    <pic:cNvPr id="0" name="NMX-36_01_INICIO_01.png"/>
+                    <pic:cNvPicPr/>
+                  </pic:nvPicPr>
+                  <pic:blipFill>
+                    <a:blip r:embed="rId10"/>
+                    <a:stretch>
+                      <a:fillRect/>
+                    </a:stretch>
+                  </pic:blipFill>
+                  <pic:spPr>
+                    <a:xfrm>
+                      <a:off x="0" y="0"/>
+                      <a:ext cx="5580000" cy="4311818"/>
+                    </a:xfrm>
+                    <a:prstGeom prst="rect"/>
+                  </pic:spPr>
+                </pic:pic>
+              </a:graphicData>
+            </a:graphic>
+          </wp:inline>
+        </w:drawing>
+      </w:r>
+    </w:p>
+    <w:p>
+      <w:pPr>
+        <w:spacing w:before="0" w:after="160"/>
+        <w:jc w:val="center"/>
+      </w:pPr>
+      <w:r>
+        <w:rPr>
+          <w:rFonts w:ascii="Calibri" w:hAnsi="Calibri"/>
+          <w:b/>
+          <w:color w:val="45565E"/>
+          <w:sz w:val="17"/>
+        </w:rPr>
+        <w:t>Figura 1. Vista inicial (hoja INICIO).</w:t>
+      </w:r>
+    </w:p>
     <w:tbl>
       <w:tblPr>
         <w:tblW w:type="auto" w:w="0"/>
@@ -1926,6 +1982,62 @@
         <w:t>Pliegues cutáneos (sitios requeridos), Sexo, Edad</w:t>
       </w:r>
     </w:p>
+    <w:p>
+      <w:pPr>
+        <w:keepNext/>
+        <w:spacing w:before="120" w:after="20"/>
+        <w:jc w:val="center"/>
+      </w:pPr>
+      <w:r>
+        <w:drawing>
+          <wp:inline xmlns:a="http://schemas.openxmlformats.org/drawingml/2006/main" xmlns:pic="http://schemas.openxmlformats.org/drawingml/2006/picture">
+            <wp:extent cx="5580000" cy="4311818"/>
+            <wp:docPr id="2" name="Picture 2"/>
+            <wp:cNvGraphicFramePr>
+              <a:graphicFrameLocks noChangeAspect="1"/>
+            </wp:cNvGraphicFramePr>
+            <a:graphic>
+              <a:graphicData uri="http://schemas.openxmlformats.org/drawingml/2006/picture">
+                <pic:pic>
+                  <pic:nvPicPr>
+                    <pic:cNvPr id="0" name="NMX-36_09_DATOS.png"/>
+                    <pic:cNvPicPr/>
+                  </pic:nvPicPr>
+                  <pic:blipFill>
+                    <a:blip r:embed="rId11"/>
+                    <a:stretch>
+                      <a:fillRect/>
+                    </a:stretch>
+                  </pic:blipFill>
+                  <pic:spPr>
+                    <a:xfrm>
+                      <a:off x="0" y="0"/>
+                      <a:ext cx="5580000" cy="4311818"/>
+                    </a:xfrm>
+                    <a:prstGeom prst="rect"/>
+                  </pic:spPr>
+                </pic:pic>
+              </a:graphicData>
+            </a:graphic>
+          </wp:inline>
+        </w:drawing>
+      </w:r>
+    </w:p>
+    <w:p>
+      <w:pPr>
+        <w:spacing w:before="0" w:after="160"/>
+        <w:jc w:val="center"/>
+      </w:pPr>
+      <w:r>
+        <w:rPr>
+          <w:rFonts w:ascii="Calibri" w:hAnsi="Calibri"/>
+          <w:b/>
+          <w:color w:val="45565E"/>
+          <w:sz w:val="17"/>
+        </w:rPr>
+        <w:t>Figura 2. Pantalla de ingreso de datos.</w:t>
+      </w:r>
+    </w:p>
     <w:tbl>
       <w:tblPr>
         <w:tblW w:type="auto" w:w="0"/>
@@ -2273,6 +2385,62 @@
         </w:tc>
       </w:tr>
     </w:tbl>
+    <w:p>
+      <w:pPr>
+        <w:keepNext/>
+        <w:spacing w:before="120" w:after="20"/>
+        <w:jc w:val="center"/>
+      </w:pPr>
+      <w:r>
+        <w:drawing>
+          <wp:inline xmlns:a="http://schemas.openxmlformats.org/drawingml/2006/main" xmlns:pic="http://schemas.openxmlformats.org/drawingml/2006/picture">
+            <wp:extent cx="5580000" cy="4311818"/>
+            <wp:docPr id="3" name="Picture 3"/>
+            <wp:cNvGraphicFramePr>
+              <a:graphicFrameLocks noChangeAspect="1"/>
+            </wp:cNvGraphicFramePr>
+            <a:graphic>
+              <a:graphicData uri="http://schemas.openxmlformats.org/drawingml/2006/picture">
+                <pic:pic>
+                  <pic:nvPicPr>
+                    <pic:cNvPr id="0" name="NMX-36_05_RESULTADOS_01.png"/>
+                    <pic:cNvPicPr/>
+                  </pic:nvPicPr>
+                  <pic:blipFill>
+                    <a:blip r:embed="rId12"/>
+                    <a:stretch>
+                      <a:fillRect/>
+                    </a:stretch>
+                  </pic:blipFill>
+                  <pic:spPr>
+                    <a:xfrm>
+                      <a:off x="0" y="0"/>
+                      <a:ext cx="5580000" cy="4311818"/>
+                    </a:xfrm>
+                    <a:prstGeom prst="rect"/>
+                  </pic:spPr>
+                </pic:pic>
+              </a:graphicData>
+            </a:graphic>
+          </wp:inline>
+        </w:drawing>
+      </w:r>
+    </w:p>
+    <w:p>
+      <w:pPr>
+        <w:spacing w:before="0" w:after="160"/>
+        <w:jc w:val="center"/>
+      </w:pPr>
+      <w:r>
+        <w:rPr>
+          <w:rFonts w:ascii="Calibri" w:hAnsi="Calibri"/>
+          <w:b/>
+          <w:color w:val="45565E"/>
+          <w:sz w:val="17"/>
+        </w:rPr>
+        <w:t>Figura 3. Visualización de resultados.</w:t>
+      </w:r>
+    </w:p>
     <w:tbl>
       <w:tblPr>
         <w:tblW w:type="auto" w:w="0"/>
@@ -2888,6 +3056,62 @@
         </w:tc>
       </w:tr>
     </w:tbl>
+    <w:p>
+      <w:pPr>
+        <w:keepNext/>
+        <w:spacing w:before="120" w:after="20"/>
+        <w:jc w:val="center"/>
+      </w:pPr>
+      <w:r>
+        <w:drawing>
+          <wp:inline xmlns:a="http://schemas.openxmlformats.org/drawingml/2006/main" xmlns:pic="http://schemas.openxmlformats.org/drawingml/2006/picture">
+            <wp:extent cx="5580000" cy="4311818"/>
+            <wp:docPr id="4" name="Picture 4"/>
+            <wp:cNvGraphicFramePr>
+              <a:graphicFrameLocks noChangeAspect="1"/>
+            </wp:cNvGraphicFramePr>
+            <a:graphic>
+              <a:graphicData uri="http://schemas.openxmlformats.org/drawingml/2006/picture">
+                <pic:pic>
+                  <pic:nvPicPr>
+                    <pic:cNvPr id="0" name="NMX-36_08_FUENTES.png"/>
+                    <pic:cNvPicPr/>
+                  </pic:nvPicPr>
+                  <pic:blipFill>
+                    <a:blip r:embed="rId13"/>
+                    <a:stretch>
+                      <a:fillRect/>
+                    </a:stretch>
+                  </pic:blipFill>
+                  <pic:spPr>
+                    <a:xfrm>
+                      <a:off x="0" y="0"/>
+                      <a:ext cx="5580000" cy="4311818"/>
+                    </a:xfrm>
+                    <a:prstGeom prst="rect"/>
+                  </pic:spPr>
+                </pic:pic>
+              </a:graphicData>
+            </a:graphic>
+          </wp:inline>
+        </w:drawing>
+      </w:r>
+    </w:p>
+    <w:p>
+      <w:pPr>
+        <w:spacing w:before="0" w:after="160"/>
+        <w:jc w:val="center"/>
+      </w:pPr>
+      <w:r>
+        <w:rPr>
+          <w:rFonts w:ascii="Calibri" w:hAnsi="Calibri"/>
+          <w:b/>
+          <w:color w:val="45565E"/>
+          <w:sz w:val="17"/>
+        </w:rPr>
+        <w:t>Figura 4. Fuentes y trazabilidad.</w:t>
+      </w:r>
+    </w:p>
     <w:tbl>
       <w:tblPr>
         <w:tblW w:type="auto" w:w="0"/>
@@ -3326,32 +3550,129 @@
     </w:p>
     <w:p>
       <w:pPr>
-        <w:spacing w:before="40" w:after="40" w:line="276" w:lineRule="auto"/>
+        <w:keepNext/>
+        <w:spacing w:before="120" w:after="20"/>
+        <w:jc w:val="center"/>
+      </w:pPr>
+      <w:r>
+        <w:drawing>
+          <wp:inline xmlns:a="http://schemas.openxmlformats.org/drawingml/2006/main" xmlns:pic="http://schemas.openxmlformats.org/drawingml/2006/picture">
+            <wp:extent cx="5580000" cy="4311818"/>
+            <wp:docPr id="5" name="Picture 5"/>
+            <wp:cNvGraphicFramePr>
+              <a:graphicFrameLocks noChangeAspect="1"/>
+            </wp:cNvGraphicFramePr>
+            <a:graphic>
+              <a:graphicData uri="http://schemas.openxmlformats.org/drawingml/2006/picture">
+                <pic:pic>
+                  <pic:nvPicPr>
+                    <pic:cNvPr id="0" name="NMX-36_01_INICIO_02.png"/>
+                    <pic:cNvPicPr/>
+                  </pic:nvPicPr>
+                  <pic:blipFill>
+                    <a:blip r:embed="rId14"/>
+                    <a:stretch>
+                      <a:fillRect/>
+                    </a:stretch>
+                  </pic:blipFill>
+                  <pic:spPr>
+                    <a:xfrm>
+                      <a:off x="0" y="0"/>
+                      <a:ext cx="5580000" cy="4311818"/>
+                    </a:xfrm>
+                    <a:prstGeom prst="rect"/>
+                  </pic:spPr>
+                </pic:pic>
+              </a:graphicData>
+            </a:graphic>
+          </wp:inline>
+        </w:drawing>
+      </w:r>
+    </w:p>
+    <w:p>
+      <w:pPr>
+        <w:spacing w:before="0" w:after="160"/>
+        <w:jc w:val="center"/>
       </w:pPr>
       <w:r>
         <w:rPr>
           <w:rFonts w:ascii="Calibri" w:hAnsi="Calibri"/>
           <w:b/>
-          <w:i w:val="0"/>
-          <w:color w:val="C08A2B"/>
-          <w:sz w:val="20"/>
+          <w:color w:val="45565E"/>
+          <w:sz w:val="17"/>
         </w:rPr>
-        <w:t>CAPTURA_NO_GENERADA_POR_LIMITACIÓN_DEL_ENTORNO.</w:t>
+        <w:t>Figura 5. Vista inicial (hoja INICIO).</w:t>
       </w:r>
     </w:p>
     <w:p>
       <w:pPr>
-        <w:spacing w:before="40" w:after="80" w:line="276" w:lineRule="auto"/>
+        <w:keepNext/>
+        <w:spacing w:before="120" w:after="20"/>
+        <w:jc w:val="center"/>
+      </w:pPr>
+      <w:r>
+        <w:drawing>
+          <wp:inline xmlns:a="http://schemas.openxmlformats.org/drawingml/2006/main" xmlns:pic="http://schemas.openxmlformats.org/drawingml/2006/picture">
+            <wp:extent cx="5580000" cy="4311818"/>
+            <wp:docPr id="6" name="Picture 6"/>
+            <wp:cNvGraphicFramePr>
+              <a:graphicFrameLocks noChangeAspect="1"/>
+            </wp:cNvGraphicFramePr>
+            <a:graphic>
+              <a:graphicData uri="http://schemas.openxmlformats.org/drawingml/2006/picture">
+                <pic:pic>
+                  <pic:nvPicPr>
+                    <pic:cNvPr id="0" name="NMX-36_05_RESULTADOS_02.png"/>
+                    <pic:cNvPicPr/>
+                  </pic:nvPicPr>
+                  <pic:blipFill>
+                    <a:blip r:embed="rId15"/>
+                    <a:stretch>
+                      <a:fillRect/>
+                    </a:stretch>
+                  </pic:blipFill>
+                  <pic:spPr>
+                    <a:xfrm>
+                      <a:off x="0" y="0"/>
+                      <a:ext cx="5580000" cy="4311818"/>
+                    </a:xfrm>
+                    <a:prstGeom prst="rect"/>
+                  </pic:spPr>
+                </pic:pic>
+              </a:graphicData>
+            </a:graphic>
+          </wp:inline>
+        </w:drawing>
+      </w:r>
+    </w:p>
+    <w:p>
+      <w:pPr>
+        <w:spacing w:before="0" w:after="160"/>
+        <w:jc w:val="center"/>
       </w:pPr>
       <w:r>
         <w:rPr>
           <w:rFonts w:ascii="Calibri" w:hAnsi="Calibri"/>
-          <w:b w:val="0"/>
-          <w:i w:val="0"/>
+          <w:b/>
           <w:color w:val="45565E"/>
-          <w:sz w:val="19"/>
+          <w:sz w:val="17"/>
         </w:rPr>
-        <w:t>El entorno de generación de este portafolio no renderiza de forma fiel el archivo XLSX original, por lo que no se incluyen capturas simuladas. Las hojas reales del libro pueden abrirse en Microsoft Excel según la compatibilidad indicada.</w:t>
+        <w:t>Figura 6. Visualización de resultados.</w:t>
+      </w:r>
+    </w:p>
+    <w:p>
+      <w:pPr>
+        <w:spacing w:after="120"/>
+        <w:jc w:val="center"/>
+      </w:pPr>
+      <w:r>
+        <w:rPr>
+          <w:rFonts w:ascii="Calibri" w:hAnsi="Calibri"/>
+          <w:i/>
+          <w:color w:val="45565E"/>
+          <w:sz w:val="15"/>
+        </w:rPr>
+        <w:t>Captura real del archivo Excel NUTRIMETRÍA correspondiente al producto.</w:t>
       </w:r>
     </w:p>
     <w:tbl>
